--- a/Technical_Overview.docx
+++ b/Technical_Overview.docx
@@ -49,6 +49,39 @@
     </w:p>
     <w:p>
       <w:pPr>
+        <w:spacing w:after="240"/>
+      </w:pPr>
+      <w:r>
+        <w:rPr>
+          <w:rFonts w:ascii="Times" w:hAnsi="Times" w:cs="Times"/>
+          <w:sz w:val="24"/>
+          <w:sz-cs w:val="24"/>
+          <w:spacing w:val="0"/>
+        </w:rPr>
+        <w:t xml:space="preserve">Application sources live under </w:t>
+      </w:r>
+      <w:r>
+        <w:rPr>
+          <w:rFonts w:ascii="Times" w:hAnsi="Times" w:cs="Times"/>
+          <w:sz w:val="24"/>
+          <w:sz-cs w:val="24"/>
+          <w:b/>
+          <w:spacing w:val="0"/>
+        </w:rPr>
+        <w:t xml:space="preserve">Sources/</w:t>
+      </w:r>
+      <w:r>
+        <w:rPr>
+          <w:rFonts w:ascii="Times" w:hAnsi="Times" w:cs="Times"/>
+          <w:sz w:val="24"/>
+          <w:sz-cs w:val="24"/>
+          <w:spacing w:val="0"/>
+        </w:rPr>
+        <w:t xml:space="preserve">, grouped by component:</w:t>
+      </w:r>
+    </w:p>
+    <w:p>
+      <w:pPr>
         <w:ind w:left="720" w:first-line="-720"/>
       </w:pPr>
       <w:r>
@@ -72,7 +105,7 @@
           <w:b/>
           <w:spacing w:val="0"/>
         </w:rPr>
-        <w:t xml:space="preserve">main.c</w:t>
+        <w:t xml:space="preserve">Sources/main.c</w:t>
       </w:r>
       <w:r>
         <w:rPr>
@@ -109,16 +142,16 @@
           <w:b/>
           <w:spacing w:val="0"/>
         </w:rPr>
-        <w:t xml:space="preserve">StateMachine_DevA.c / .h</w:t>
-      </w:r>
-      <w:r>
-        <w:rPr>
-          <w:rFonts w:ascii="Times" w:hAnsi="Times" w:cs="Times"/>
-          <w:sz w:val="24"/>
-          <w:sz-cs w:val="24"/>
-          <w:spacing w:val="0"/>
-        </w:rPr>
-        <w:t xml:space="preserve"> - Device A (master) state machine.</w:t>
+        <w:t xml:space="preserve">Sources/StateMachine_DevA/</w:t>
+      </w:r>
+      <w:r>
+        <w:rPr>
+          <w:rFonts w:ascii="Times" w:hAnsi="Times" w:cs="Times"/>
+          <w:sz w:val="24"/>
+          <w:sz-cs w:val="24"/>
+          <w:spacing w:val="0"/>
+        </w:rPr>
+        <w:t xml:space="preserve"> (StateMachine_DevA.c / .h) - Device A (master) state machine.</w:t>
       </w:r>
     </w:p>
     <w:p>
@@ -146,35 +179,16 @@
           <w:b/>
           <w:spacing w:val="0"/>
         </w:rPr>
-        <w:t xml:space="preserve">StateMachine_DevB.c / .h</w:t>
-      </w:r>
-      <w:r>
-        <w:rPr>
-          <w:rFonts w:ascii="Times" w:hAnsi="Times" w:cs="Times"/>
-          <w:sz w:val="24"/>
-          <w:sz-cs w:val="24"/>
-          <w:spacing w:val="0"/>
-        </w:rPr>
-        <w:t xml:space="preserve"> and </w:t>
-      </w:r>
-      <w:r>
-        <w:rPr>
-          <w:rFonts w:ascii="Times" w:hAnsi="Times" w:cs="Times"/>
-          <w:sz w:val="24"/>
-          <w:sz-cs w:val="24"/>
-          <w:b/>
-          <w:spacing w:val="0"/>
-        </w:rPr>
-        <w:t xml:space="preserve">StateMachine_DevB_Cfg.h</w:t>
-      </w:r>
-      <w:r>
-        <w:rPr>
-          <w:rFonts w:ascii="Times" w:hAnsi="Times" w:cs="Times"/>
-          <w:sz w:val="24"/>
-          <w:sz-cs w:val="24"/>
-          <w:spacing w:val="0"/>
-        </w:rPr>
-        <w:t xml:space="preserve"> - Device B (slave) state machine and its tunable timing constants.</w:t>
+        <w:t xml:space="preserve">Sources/StateMachine_DevB/</w:t>
+      </w:r>
+      <w:r>
+        <w:rPr>
+          <w:rFonts w:ascii="Times" w:hAnsi="Times" w:cs="Times"/>
+          <w:sz w:val="24"/>
+          <w:sz-cs w:val="24"/>
+          <w:spacing w:val="0"/>
+        </w:rPr>
+        <w:t xml:space="preserve"> (StateMachine_DevB.c / .h and StateMachine_DevB_Cfg.h) - Device B (slave) state machine and its tunable timing constants.</w:t>
       </w:r>
     </w:p>
     <w:p>
@@ -202,7 +216,44 @@
           <w:b/>
           <w:spacing w:val="0"/>
         </w:rPr>
-        <w:t xml:space="preserve">Testing.h</w:t>
+        <w:t xml:space="preserve">Sources/Logger/</w:t>
+      </w:r>
+      <w:r>
+        <w:rPr>
+          <w:rFonts w:ascii="Times" w:hAnsi="Times" w:cs="Times"/>
+          <w:sz w:val="24"/>
+          <w:sz-cs w:val="24"/>
+          <w:spacing w:val="0"/>
+        </w:rPr>
+        <w:t xml:space="preserve"> (Logger.c / .h) - shared, timestamped, leveled event logger used by both devices.</w:t>
+      </w:r>
+    </w:p>
+    <w:p>
+      <w:pPr>
+        <w:ind w:left="720" w:first-line="-720"/>
+      </w:pPr>
+      <w:r>
+        <w:rPr>
+          <w:rFonts w:ascii="Times" w:hAnsi="Times" w:cs="Times"/>
+          <w:sz w:val="24"/>
+          <w:sz-cs w:val="24"/>
+          <w:b/>
+        </w:rPr>
+        <w:t xml:space="preserve"/>
+        <w:tab/>
+        <w:t xml:space="preserve">•</w:t>
+        <w:tab/>
+        <w:t xml:space="preserve"/>
+      </w:r>
+      <w:r>
+        <w:rPr>
+          <w:rFonts w:ascii="Times" w:hAnsi="Times" w:cs="Times"/>
+          <w:sz w:val="24"/>
+          <w:sz-cs w:val="24"/>
+          <w:b/>
+          <w:spacing w:val="0"/>
+        </w:rPr>
+        <w:t xml:space="preserve">Sources/Testing.h</w:t>
       </w:r>
       <w:r>
         <w:rPr>
@@ -239,16 +290,16 @@
           <w:b/>
           <w:spacing w:val="0"/>
         </w:rPr>
-        <w:t xml:space="preserve">Logger.c / .h</w:t>
-      </w:r>
-      <w:r>
-        <w:rPr>
-          <w:rFonts w:ascii="Times" w:hAnsi="Times" w:cs="Times"/>
-          <w:sz w:val="24"/>
-          <w:sz-cs w:val="24"/>
-          <w:spacing w:val="0"/>
-        </w:rPr>
-        <w:t xml:space="preserve"> - shared, timestamped, leveled event logger used by both devices.</w:t>
+        <w:t xml:space="preserve">Sources/Types.h</w:t>
+      </w:r>
+      <w:r>
+        <w:rPr>
+          <w:rFonts w:ascii="Times" w:hAnsi="Times" w:cs="Times"/>
+          <w:sz w:val="24"/>
+          <w:sz-cs w:val="24"/>
+          <w:spacing w:val="0"/>
+        </w:rPr>
+        <w:t xml:space="preserve"> - common typedefs shared across the project.</w:t>
       </w:r>
     </w:p>
     <w:p>
@@ -276,16 +327,16 @@
           <w:b/>
           <w:spacing w:val="0"/>
         </w:rPr>
-        <w:t xml:space="preserve">Types.h</w:t>
-      </w:r>
-      <w:r>
-        <w:rPr>
-          <w:rFonts w:ascii="Times" w:hAnsi="Times" w:cs="Times"/>
-          <w:sz w:val="24"/>
-          <w:sz-cs w:val="24"/>
-          <w:spacing w:val="0"/>
-        </w:rPr>
-        <w:t xml:space="preserve"> - common typedefs shared across the project.</w:t>
+        <w:t xml:space="preserve">Sources/FreeRTOSConfig.h</w:t>
+      </w:r>
+      <w:r>
+        <w:rPr>
+          <w:rFonts w:ascii="Times" w:hAnsi="Times" w:cs="Times"/>
+          <w:sz w:val="24"/>
+          <w:sz-cs w:val="24"/>
+          <w:spacing w:val="0"/>
+        </w:rPr>
+        <w:t xml:space="preserve"> - FreeRTOS kernel configuration for this application.</w:t>
       </w:r>
     </w:p>
     <w:p>
@@ -313,16 +364,16 @@
           <w:b/>
           <w:spacing w:val="0"/>
         </w:rPr>
-        <w:t xml:space="preserve">FreeRTOSConfig.h</w:t>
-      </w:r>
-      <w:r>
-        <w:rPr>
-          <w:rFonts w:ascii="Times" w:hAnsi="Times" w:cs="Times"/>
-          <w:sz w:val="24"/>
-          <w:sz-cs w:val="24"/>
-          <w:spacing w:val="0"/>
-        </w:rPr>
-        <w:t xml:space="preserve"> - FreeRTOS kernel configuration for this application.</w:t>
+        <w:t xml:space="preserve">FreeRTOS-Kernel/</w:t>
+      </w:r>
+      <w:r>
+        <w:rPr>
+          <w:rFonts w:ascii="Times" w:hAnsi="Times" w:cs="Times"/>
+          <w:sz w:val="24"/>
+          <w:sz-cs w:val="24"/>
+          <w:spacing w:val="0"/>
+        </w:rPr>
+        <w:t xml:space="preserve"> - the FreeRTOS kernel itself, included directly in this package (see Section 4).</w:t>
       </w:r>
     </w:p>
     <w:p>
@@ -350,43 +401,6 @@
           <w:b/>
           <w:spacing w:val="0"/>
         </w:rPr>
-        <w:t xml:space="preserve">FreeRTOS-Kernel/</w:t>
-      </w:r>
-      <w:r>
-        <w:rPr>
-          <w:rFonts w:ascii="Times" w:hAnsi="Times" w:cs="Times"/>
-          <w:sz w:val="24"/>
-          <w:sz-cs w:val="24"/>
-          <w:spacing w:val="0"/>
-        </w:rPr>
-        <w:t xml:space="preserve"> - the FreeRTOS kernel itself, vendored as a git submodule (not part of this repository's own source).</w:t>
-      </w:r>
-    </w:p>
-    <w:p>
-      <w:pPr>
-        <w:ind w:left="720" w:first-line="-720"/>
-      </w:pPr>
-      <w:r>
-        <w:rPr>
-          <w:rFonts w:ascii="Times" w:hAnsi="Times" w:cs="Times"/>
-          <w:sz w:val="24"/>
-          <w:sz-cs w:val="24"/>
-          <w:b/>
-        </w:rPr>
-        <w:t xml:space="preserve"/>
-        <w:tab/>
-        <w:t xml:space="preserve">•</w:t>
-        <w:tab/>
-        <w:t xml:space="preserve"/>
-      </w:r>
-      <w:r>
-        <w:rPr>
-          <w:rFonts w:ascii="Times" w:hAnsi="Times" w:cs="Times"/>
-          <w:sz w:val="24"/>
-          <w:sz-cs w:val="24"/>
-          <w:b/>
-          <w:spacing w:val="0"/>
-        </w:rPr>
         <w:t xml:space="preserve">WIN32.sln / WIN32.vcxproj</w:t>
       </w:r>
       <w:r>
@@ -396,7 +410,7 @@
           <w:sz-cs w:val="24"/>
           <w:spacing w:val="0"/>
         </w:rPr>
-        <w:t xml:space="preserve"> - the Visual Studio solution and project files.</w:t>
+        <w:t xml:space="preserve"> - the Visual Studio solution and project files, at the archive root.</w:t>
       </w:r>
     </w:p>
     <w:p>
@@ -784,7 +798,45 @@
           <w:sz-cs w:val="24"/>
           <w:spacing w:val="0"/>
         </w:rPr>
-        <w:t xml:space="preserve"> FreeRTOS Kernel V11.1.0+, obtained from the official </w:t>
+        <w:t xml:space="preserve"> FreeRTOS Kernel V11.1.0+, commit </w:t>
+      </w:r>
+      <w:r>
+        <w:rPr>
+          <w:rFonts w:ascii="Times" w:hAnsi="Times" w:cs="Times"/>
+          <w:sz w:val="24"/>
+          <w:sz-cs w:val="24"/>
+          <w:b/>
+          <w:spacing w:val="0"/>
+        </w:rPr>
+        <w:t xml:space="preserve">4269c69a16f924c11adeedbb31591f6fad9f41b2</w:t>
+      </w:r>
+      <w:r>
+        <w:rPr>
+          <w:rFonts w:ascii="Times" w:hAnsi="Times" w:cs="Times"/>
+          <w:sz w:val="24"/>
+          <w:sz-cs w:val="24"/>
+          <w:spacing w:val="0"/>
+        </w:rPr>
+        <w:t xml:space="preserve"> (short hash </w:t>
+      </w:r>
+      <w:r>
+        <w:rPr>
+          <w:rFonts w:ascii="Times" w:hAnsi="Times" w:cs="Times"/>
+          <w:sz w:val="24"/>
+          <w:sz-cs w:val="24"/>
+          <w:b/>
+          <w:spacing w:val="0"/>
+        </w:rPr>
+        <w:t xml:space="preserve">4269c69a1</w:t>
+      </w:r>
+      <w:r>
+        <w:rPr>
+          <w:rFonts w:ascii="Times" w:hAnsi="Times" w:cs="Times"/>
+          <w:sz w:val="24"/>
+          <w:sz-cs w:val="24"/>
+          <w:spacing w:val="0"/>
+        </w:rPr>
+        <w:t xml:space="preserve">), sourced from the official </w:t>
       </w:r>
       <w:r>
         <w:rPr>
@@ -803,7 +855,63 @@
           <w:sz-cs w:val="24"/>
           <w:spacing w:val="0"/>
         </w:rPr>
-        <w:t xml:space="preserve"> repository and vendored into this project as a git submodule (pinned to a fixed commit).</w:t>
+        <w:t xml:space="preserve"> repository (https://github.com/FreeRTOS/FreeRTOS-Kernel).</w:t>
+      </w:r>
+    </w:p>
+    <w:p>
+      <w:pPr>
+        <w:ind w:left="720" w:first-line="-720"/>
+      </w:pPr>
+      <w:r>
+        <w:rPr>
+          <w:rFonts w:ascii="Times" w:hAnsi="Times" w:cs="Times"/>
+          <w:sz w:val="24"/>
+          <w:sz-cs w:val="24"/>
+          <w:b/>
+        </w:rPr>
+        <w:t xml:space="preserve"/>
+        <w:tab/>
+        <w:t xml:space="preserve">•</w:t>
+        <w:tab/>
+        <w:t xml:space="preserve"/>
+      </w:r>
+      <w:r>
+        <w:rPr>
+          <w:rFonts w:ascii="Times" w:hAnsi="Times" w:cs="Times"/>
+          <w:sz w:val="24"/>
+          <w:sz-cs w:val="24"/>
+          <w:b/>
+          <w:spacing w:val="0"/>
+        </w:rPr>
+        <w:t xml:space="preserve">Distribution:</w:t>
+      </w:r>
+      <w:r>
+        <w:rPr>
+          <w:rFonts w:ascii="Times" w:hAnsi="Times" w:cs="Times"/>
+          <w:sz w:val="24"/>
+          <w:sz-cs w:val="24"/>
+          <w:spacing w:val="0"/>
+        </w:rPr>
+        <w:t xml:space="preserve"> the kernel is included directly under </w:t>
+      </w:r>
+      <w:r>
+        <w:rPr>
+          <w:rFonts w:ascii="Times" w:hAnsi="Times" w:cs="Times"/>
+          <w:sz w:val="24"/>
+          <w:sz-cs w:val="24"/>
+          <w:b/>
+          <w:spacing w:val="0"/>
+        </w:rPr>
+        <w:t xml:space="preserve">FreeRTOS-Kernel/</w:t>
+      </w:r>
+      <w:r>
+        <w:rPr>
+          <w:rFonts w:ascii="Times" w:hAnsi="Times" w:cs="Times"/>
+          <w:sz w:val="24"/>
+          <w:sz-cs w:val="24"/>
+          <w:spacing w:val="0"/>
+        </w:rPr>
+        <w:t xml:space="preserve"> in this package as plain files - not a git submodule reference. No separate download, git command, or internet access is required to build; everything needed is already inside the provided archive.</w:t>
       </w:r>
     </w:p>
     <w:p>
@@ -897,6 +1005,20 @@
     </w:p>
     <w:p>
       <w:pPr>
+        <w:spacing w:after="240"/>
+      </w:pPr>
+      <w:r>
+        <w:rPr>
+          <w:rFonts w:ascii="Times" w:hAnsi="Times" w:cs="Times"/>
+          <w:sz w:val="24"/>
+          <w:sz-cs w:val="24"/>
+          <w:spacing w:val="0"/>
+        </w:rPr>
+        <w:t xml:space="preserve">This project is distributed as a self-contained archive - extract it and build directly, no git or package manager involved.</w:t>
+      </w:r>
+    </w:p>
+    <w:p>
+      <w:pPr>
         <w:ind w:left="720" w:first-line="-720"/>
       </w:pPr>
       <w:r>
@@ -918,47 +1040,26 @@
           <w:sz-cs w:val="24"/>
           <w:spacing w:val="0"/>
         </w:rPr>
-        <w:t xml:space="preserve">Clone the repository, then fetch the kernel submodule:</w:t>
-        <w:br/>
-        <w:t xml:space="preserve"/>
-      </w:r>
-      <w:r>
-        <w:rPr>
-          <w:rFonts w:ascii="Courier" w:hAnsi="Courier" w:cs="Courier"/>
-          <w:sz w:val="26"/>
-          <w:sz-cs w:val="26"/>
-          <w:spacing w:val="0"/>
-        </w:rPr>
-        <w:t xml:space="preserve">git clone &lt;repository-url&gt;</w:t>
-      </w:r>
-      <w:r>
-        <w:rPr>
-          <w:rFonts w:ascii="Times" w:hAnsi="Times" w:cs="Times"/>
-          <w:sz w:val="24"/>
-          <w:sz-cs w:val="24"/>
-          <w:spacing w:val="0"/>
-        </w:rPr>
-        <w:t xml:space="preserve"/>
-        <w:br/>
-        <w:t xml:space="preserve"/>
-      </w:r>
-      <w:r>
-        <w:rPr>
-          <w:rFonts w:ascii="Courier" w:hAnsi="Courier" w:cs="Courier"/>
-          <w:sz w:val="26"/>
-          <w:sz-cs w:val="26"/>
-          <w:spacing w:val="0"/>
-        </w:rPr>
-        <w:t xml:space="preserve">git submodule update --init --recursive</w:t>
-      </w:r>
-      <w:r>
-        <w:rPr>
-          <w:rFonts w:ascii="Times" w:hAnsi="Times" w:cs="Times"/>
-          <w:sz w:val="24"/>
-          <w:sz-cs w:val="24"/>
-          <w:spacing w:val="0"/>
-        </w:rPr>
-        <w:t xml:space="preserve"/>
+        <w:t xml:space="preserve">Extract the provided </w:t>
+      </w:r>
+      <w:r>
+        <w:rPr>
+          <w:rFonts w:ascii="Times" w:hAnsi="Times" w:cs="Times"/>
+          <w:sz w:val="24"/>
+          <w:sz-cs w:val="24"/>
+          <w:b/>
+          <w:spacing w:val="0"/>
+        </w:rPr>
+        <w:t xml:space="preserve">.zip</w:t>
+      </w:r>
+      <w:r>
+        <w:rPr>
+          <w:rFonts w:ascii="Times" w:hAnsi="Times" w:cs="Times"/>
+          <w:sz w:val="24"/>
+          <w:sz-cs w:val="24"/>
+          <w:spacing w:val="0"/>
+        </w:rPr>
+        <w:t xml:space="preserve"> archive to a folder of your choice.</w:t>
       </w:r>
     </w:p>
     <w:p>
@@ -1003,7 +1104,7 @@
           <w:sz-cs w:val="24"/>
           <w:spacing w:val="0"/>
         </w:rPr>
-        <w:t xml:space="preserve"> in Visual Studio.</w:t>
+        <w:t xml:space="preserve"> (in the extracted folder) in Visual Studio 2022.</w:t>
       </w:r>
     </w:p>
     <w:p>
@@ -1190,7 +1291,26 @@
           <w:sz-cs w:val="24"/>
           <w:spacing w:val="0"/>
         </w:rPr>
-        <w:t xml:space="preserve">, uncomment exactly one of the three </w:t>
+        <w:t xml:space="preserve"> (under </w:t>
+      </w:r>
+      <w:r>
+        <w:rPr>
+          <w:rFonts w:ascii="Times" w:hAnsi="Times" w:cs="Times"/>
+          <w:sz w:val="24"/>
+          <w:sz-cs w:val="24"/>
+          <w:b/>
+          <w:spacing w:val="0"/>
+        </w:rPr>
+        <w:t xml:space="preserve">Sources/</w:t>
+      </w:r>
+      <w:r>
+        <w:rPr>
+          <w:rFonts w:ascii="Times" w:hAnsi="Times" w:cs="Times"/>
+          <w:sz w:val="24"/>
+          <w:sz-cs w:val="24"/>
+          <w:spacing w:val="0"/>
+        </w:rPr>
+        <w:t xml:space="preserve">), uncomment exactly one of the three </w:t>
       </w:r>
       <w:r>
         <w:rPr>

--- a/Technical_Overview.docx
+++ b/Technical_Overview.docx
@@ -138,16 +138,7 @@
           <w:rFonts w:ascii="Cambria" w:hAnsi="Cambria" w:cs="Times"/>
           <w:sz w:val="24"/>
         </w:rPr>
-        <w:t xml:space="preserve"> - applica</w:t>
-      </w:r>
-      <w:bookmarkStart w:id="0" w:name="_GoBack"/>
-      <w:bookmarkEnd w:id="0"/>
-      <w:r>
-        <w:rPr>
-          <w:rFonts w:ascii="Cambria" w:hAnsi="Cambria" w:cs="Times"/>
-          <w:sz w:val="24"/>
-        </w:rPr>
-        <w:t>tion entry point: heap setup, FreeRTOS hook functions, and creation of the two state machine tasks.</w:t>
+        <w:t xml:space="preserve"> - application entry point: heap setup, FreeRTOS hook functions, and creation of the two state machine tasks.</w:t>
       </w:r>
     </w:p>
     <w:p>
@@ -750,7 +741,25 @@
           <w:szCs w:val="28"/>
           <w:lang w:val="en-US"/>
         </w:rPr>
-        <w:t>Info level – Informing for transition between states</w:t>
+        <w:t xml:space="preserve">Info level – </w:t>
+      </w:r>
+      <w:r>
+        <w:rPr>
+          <w:rFonts w:ascii="Cambria" w:hAnsi="Cambria"/>
+          <w:sz w:val="28"/>
+          <w:szCs w:val="28"/>
+          <w:lang w:val="en-US"/>
+        </w:rPr>
+        <w:t>Informs</w:t>
+      </w:r>
+      <w:r>
+        <w:rPr>
+          <w:rFonts w:ascii="Cambria" w:hAnsi="Cambria"/>
+          <w:sz w:val="28"/>
+          <w:szCs w:val="28"/>
+          <w:lang w:val="en-US"/>
+        </w:rPr>
+        <w:t xml:space="preserve"> for transition between states</w:t>
       </w:r>
     </w:p>
     <w:p>
@@ -1203,7 +1212,17 @@
           <w:b/>
           <w:sz w:val="36"/>
         </w:rPr>
-        <w:t xml:space="preserve">5. </w:t>
+        <w:t>6</w:t>
+      </w:r>
+      <w:bookmarkStart w:id="0" w:name="_GoBack"/>
+      <w:bookmarkEnd w:id="0"/>
+      <w:r>
+        <w:rPr>
+          <w:rFonts w:ascii="Cambria" w:hAnsi="Cambria" w:cs="Times"/>
+          <w:b/>
+          <w:sz w:val="36"/>
+        </w:rPr>
+        <w:t xml:space="preserve">. </w:t>
       </w:r>
       <w:r>
         <w:rPr>
@@ -1369,9 +1388,9 @@
         <w:rPr>
           <w:rFonts w:ascii="Cambria" w:hAnsi="Cambria" w:cs="Times"/>
           <w:b/>
+          <w:noProof/>
           <w:sz w:val="24"/>
           <w:szCs w:val="24"/>
-          <w:lang w:val="en-US"/>
         </w:rPr>
         <w:drawing>
           <wp:inline distT="0" distB="0" distL="0" distR="0" wp14:anchorId="3700740D" wp14:editId="726C8789">
@@ -1526,9 +1545,9 @@
         <w:rPr>
           <w:rFonts w:ascii="Cambria" w:hAnsi="Cambria"/>
           <w:b/>
+          <w:noProof/>
           <w:sz w:val="24"/>
           <w:szCs w:val="24"/>
-          <w:lang w:val="en-US"/>
         </w:rPr>
         <w:lastRenderedPageBreak/>
         <w:drawing>
@@ -1622,9 +1641,9 @@
         <w:rPr>
           <w:rFonts w:ascii="Cambria" w:hAnsi="Cambria"/>
           <w:b/>
+          <w:noProof/>
           <w:sz w:val="24"/>
           <w:szCs w:val="24"/>
-          <w:lang w:val="en-US"/>
         </w:rPr>
         <w:drawing>
           <wp:inline distT="0" distB="0" distL="0" distR="0" wp14:anchorId="3FAA3266" wp14:editId="38E3CFC3">
@@ -1799,40 +1818,6 @@
           <w:lang w:val="en-US"/>
         </w:rPr>
         <w:t>Time in seconds for recovering from fault state</w:t>
-      </w:r>
-    </w:p>
-    <w:p>
-      <w:pPr>
-        <w:pStyle w:val="HTMLPreformatted"/>
-        <w:numPr>
-          <w:ilvl w:val="2"/>
-          <w:numId w:val="1"/>
-        </w:numPr>
-        <w:rPr>
-          <w:rFonts w:ascii="Cascadia Mono" w:hAnsi="Cascadia Mono"/>
-          <w:color w:val="000000"/>
-          <w:sz w:val="18"/>
-          <w:szCs w:val="18"/>
-        </w:rPr>
-      </w:pPr>
-      <w:r>
-        <w:rPr>
-          <w:rFonts w:ascii="Cascadia Mono" w:hAnsi="Cascadia Mono"/>
-          <w:color w:val="0000FF"/>
-          <w:sz w:val="18"/>
-          <w:szCs w:val="18"/>
-        </w:rPr>
-        <w:t>SLEEP_TRANSITIONS_TO_FAULT</w:t>
-      </w:r>
-      <w:r>
-        <w:rPr>
-          <w:rFonts w:ascii="Cascadia Mono" w:hAnsi="Cascadia Mono"/>
-          <w:color w:val="0000FF"/>
-          <w:sz w:val="18"/>
-          <w:szCs w:val="18"/>
-          <w:lang w:val="en-US"/>
-        </w:rPr>
-        <w:t xml:space="preserve"> – Logic guard for enabling state transition from Sleep directly to Fault state</w:t>
       </w:r>
     </w:p>
     <w:p>

--- a/Technical_Overview.docx
+++ b/Technical_Overview.docx
@@ -138,7 +138,24 @@
           <w:rFonts w:ascii="Cambria" w:hAnsi="Cambria" w:cs="Times"/>
           <w:sz w:val="24"/>
         </w:rPr>
-        <w:t xml:space="preserve"> - application entry point: heap setup, FreeRTOS hook functions, and creation of the two state machine tasks.</w:t>
+        <w:t xml:space="preserve"> - application entry point</w:t>
+      </w:r>
+      <w:r>
+        <w:rPr>
+          <w:rFonts w:ascii="Cambria" w:hAnsi="Cambria" w:cs="Times"/>
+          <w:sz w:val="24"/>
+          <w:lang w:val="en-US"/>
+        </w:rPr>
+        <w:t xml:space="preserve"> - </w:t>
+      </w:r>
+      <w:bookmarkStart w:id="0" w:name="_GoBack"/>
+      <w:bookmarkEnd w:id="0"/>
+      <w:r>
+        <w:rPr>
+          <w:rFonts w:ascii="Cambria" w:hAnsi="Cambria" w:cs="Times"/>
+          <w:sz w:val="24"/>
+        </w:rPr>
+        <w:t>heap setup, FreeRTOS hook functions, and creation of the two state machine tasks.</w:t>
       </w:r>
     </w:p>
     <w:p>
@@ -238,6 +255,23 @@
           <w:rFonts w:ascii="Cambria" w:hAnsi="Cambria" w:cs="Times"/>
           <w:b/>
           <w:sz w:val="24"/>
+          <w:lang w:val="en-US"/>
+        </w:rPr>
+        <w:t>Sources /</w:t>
+      </w:r>
+      <w:r>
+        <w:rPr>
+          <w:rFonts w:ascii="Cambria" w:hAnsi="Cambria" w:cs="Times"/>
+          <w:sz w:val="24"/>
+          <w:lang w:val="en-US"/>
+        </w:rPr>
+        <w:t xml:space="preserve"> </w:t>
+      </w:r>
+      <w:r>
+        <w:rPr>
+          <w:rFonts w:ascii="Cambria" w:hAnsi="Cambria" w:cs="Times"/>
+          <w:b/>
+          <w:sz w:val="24"/>
         </w:rPr>
         <w:t>StateMachine_DevB_Cfg.h</w:t>
       </w:r>
@@ -684,7 +718,15 @@
           <w:rFonts w:ascii="Cambria" w:hAnsi="Cambria" w:cs="Times"/>
           <w:sz w:val="24"/>
         </w:rPr>
-        <w:t xml:space="preserve"> and reacts to it: it moves to PROCESSING when B is ACTIVE, moves to ERROR when B is FAULT, and can issue a reset to Device B once a fault has been confirmed for a sustained period.</w:t>
+        <w:t xml:space="preserve"> and reacts to it: it moves to </w:t>
+      </w:r>
+      <w:r>
+        <w:rPr>
+          <w:rFonts w:ascii="Cambria" w:hAnsi="Cambria" w:cs="Times"/>
+          <w:sz w:val="24"/>
+        </w:rPr>
+        <w:lastRenderedPageBreak/>
+        <w:t>PROCESSING when B is ACTIVE, moves to ERROR when B is FAULT, and can issue a reset to Device B once a fault has been confirmed for a sustained period.</w:t>
       </w:r>
     </w:p>
     <w:p>
@@ -702,17 +744,27 @@
         <w:rPr>
           <w:rFonts w:ascii="Cambria" w:hAnsi="Cambria" w:cs="Times"/>
           <w:b/>
-          <w:sz w:val="32"/>
-          <w:szCs w:val="32"/>
-          <w:lang w:val="en-US"/>
-        </w:rPr>
-      </w:pPr>
-      <w:r>
-        <w:rPr>
-          <w:rFonts w:ascii="Cambria" w:hAnsi="Cambria" w:cs="Times"/>
-          <w:b/>
-          <w:sz w:val="32"/>
-          <w:szCs w:val="32"/>
+          <w:sz w:val="36"/>
+          <w:szCs w:val="36"/>
+          <w:lang w:val="en-US"/>
+        </w:rPr>
+      </w:pPr>
+      <w:r>
+        <w:rPr>
+          <w:rFonts w:ascii="Cambria" w:hAnsi="Cambria" w:cs="Times"/>
+          <w:b/>
+          <w:sz w:val="36"/>
+          <w:szCs w:val="36"/>
+          <w:lang w:val="en-US"/>
+        </w:rPr>
+        <w:t xml:space="preserve">3. </w:t>
+      </w:r>
+      <w:r>
+        <w:rPr>
+          <w:rFonts w:ascii="Cambria" w:hAnsi="Cambria" w:cs="Times"/>
+          <w:b/>
+          <w:sz w:val="36"/>
+          <w:szCs w:val="36"/>
           <w:lang w:val="en-US"/>
         </w:rPr>
         <w:t>Logger level indicators:</w:t>
@@ -827,7 +879,15 @@
           <w:b/>
           <w:sz w:val="36"/>
         </w:rPr>
-        <w:t>3. Protection of Shared Data</w:t>
+        <w:t>4</w:t>
+      </w:r>
+      <w:r>
+        <w:rPr>
+          <w:rFonts w:ascii="Cambria" w:hAnsi="Cambria" w:cs="Times"/>
+          <w:b/>
+          <w:sz w:val="36"/>
+        </w:rPr>
+        <w:t>. Protection of Shared Data</w:t>
       </w:r>
     </w:p>
     <w:p>
@@ -859,7 +919,15 @@
           <w:b/>
           <w:sz w:val="36"/>
         </w:rPr>
-        <w:t>4. FreeRTOS Version and Environment</w:t>
+        <w:t>5</w:t>
+      </w:r>
+      <w:r>
+        <w:rPr>
+          <w:rFonts w:ascii="Cambria" w:hAnsi="Cambria" w:cs="Times"/>
+          <w:b/>
+          <w:sz w:val="36"/>
+        </w:rPr>
+        <w:t>. FreeRTOS Version and Environment</w:t>
       </w:r>
     </w:p>
     <w:p>
@@ -868,6 +936,7 @@
         <w:rPr>
           <w:rFonts w:ascii="Cambria" w:hAnsi="Cambria" w:cs="Times"/>
           <w:sz w:val="24"/>
+          <w:lang w:val="en-US"/>
         </w:rPr>
       </w:pPr>
       <w:r>
@@ -910,6 +979,14 @@
         </w:rPr>
         <w:t xml:space="preserve"> in this package as plain files</w:t>
       </w:r>
+      <w:r>
+        <w:rPr>
+          <w:rFonts w:ascii="Cambria" w:hAnsi="Cambria" w:cs="Times"/>
+          <w:sz w:val="24"/>
+          <w:lang w:val="en-US"/>
+        </w:rPr>
+        <w:t xml:space="preserve"> – latest and greatest from the github repo</w:t>
+      </w:r>
     </w:p>
     <w:p>
       <w:pPr>
@@ -969,7 +1046,15 @@
           <w:b/>
           <w:sz w:val="36"/>
         </w:rPr>
-        <w:t>5. Compiling and Running</w:t>
+        <w:t>6</w:t>
+      </w:r>
+      <w:r>
+        <w:rPr>
+          <w:rFonts w:ascii="Cambria" w:hAnsi="Cambria" w:cs="Times"/>
+          <w:b/>
+          <w:sz w:val="36"/>
+        </w:rPr>
+        <w:t>. Compiling and Running</w:t>
       </w:r>
     </w:p>
     <w:p>
@@ -1079,7 +1164,14 @@
           <w:sz w:val="24"/>
         </w:rPr>
         <w:tab/>
-        <w:t>4</w:t>
+      </w:r>
+      <w:r>
+        <w:rPr>
+          <w:rFonts w:ascii="Cambria" w:hAnsi="Cambria" w:cs="Times"/>
+          <w:sz w:val="24"/>
+          <w:lang w:val="en-US"/>
+        </w:rPr>
+        <w:t>3</w:t>
       </w:r>
       <w:r>
         <w:rPr>
@@ -1105,7 +1197,7 @@
           <w:sz w:val="24"/>
         </w:rPr>
         <w:tab/>
-        <w:t>5</w:t>
+        <w:t>4</w:t>
       </w:r>
       <w:r>
         <w:rPr>
@@ -1211,11 +1303,10 @@
           <w:rFonts w:ascii="Cambria" w:hAnsi="Cambria" w:cs="Times"/>
           <w:b/>
           <w:sz w:val="36"/>
-        </w:rPr>
-        <w:t>6</w:t>
-      </w:r>
-      <w:bookmarkStart w:id="0" w:name="_GoBack"/>
-      <w:bookmarkEnd w:id="0"/>
+          <w:lang w:val="en-US"/>
+        </w:rPr>
+        <w:t>7</w:t>
+      </w:r>
       <w:r>
         <w:rPr>
           <w:rFonts w:ascii="Cambria" w:hAnsi="Cambria" w:cs="Times"/>
